--- a/docs/BaoCao_1822041903_FE.docx
+++ b/docs/BaoCao_1822041903_FE.docx
@@ -7,7 +7,7 @@
         <w:pStyle w:val="Heading1"/>
       </w:pPr>
       <w:r>
-        <w:t>BAO CAO PHAN CONG CONG VIEC THEO THANH VIEN</w:t>
+        <w:t>BÁO CÁO PHÂN CÔNG CÔNG VIỆC THEO THÀNH VIÊN</w:t>
       </w:r>
     </w:p>
     <w:p>
@@ -17,22 +17,27 @@
     </w:p>
     <w:p>
       <w:r>
-        <w:t>Ho va ten: Tran Minh Tam</w:t>
+        <w:t>Họ và tên: Trần Minh Tâm</w:t>
       </w:r>
     </w:p>
     <w:p>
       <w:r>
-        <w:t>Vai tro: FE</w:t>
+        <w:t>Vai trò: FE</w:t>
       </w:r>
     </w:p>
     <w:p>
       <w:r>
-        <w:t>Nguon du lieu: tong hop tu cac tep thay doi va tai lieu hien co trong repository.</w:t>
+        <w:t>Nguồn dữ liệu: tổng hợp từ các tệp thay đổi và tài liệu hiện có trong repository.</w:t>
       </w:r>
     </w:p>
     <w:p>
       <w:r>
-        <w:t>Nguyen tac cham diem: tong diem can bang giua cac thanh vien (100 diem/nguoi).</w:t>
+        <w:t>Nguyên tắc chấm điểm: tổng điểm cân bằng giữa các thành viên (100 điểm/người).</w:t>
+      </w:r>
+    </w:p>
+    <w:p>
+      <w:r>
+        <w:t>Mức độ chi tiết: liệt kê đầy đủ các đầu việc thực tế đã ghi nhận theo phạm vi vai trò.</w:t>
       </w:r>
     </w:p>
     <w:p>
@@ -40,7 +45,7 @@
         <w:pStyle w:val="Heading2"/>
       </w:pPr>
       <w:r>
-        <w:t>Danh sach cong viec</w:t>
+        <w:t>Danh sách công việc chi tiết</w:t>
       </w:r>
     </w:p>
     <w:p>
@@ -48,18 +53,28 @@
         <w:pStyle w:val="ListNumber"/>
       </w:pPr>
       <w:r>
-        <w:t xml:space="preserve">Nang cap man hinh dang nhap va xu ly trang thai </w:t>
+        <w:t xml:space="preserve">Nâng cấp màn hình đăng nhập và xử lý trạng thái </w:t>
       </w:r>
       <w:r>
         <w:rPr>
           <w:b/>
         </w:rPr>
-        <w:t>(Diem: 10)</w:t>
+        <w:t>(Điểm: 10)</w:t>
       </w:r>
     </w:p>
     <w:p>
       <w:r>
-        <w:t>Minh chung: src/05_Frontend/IsoDoc.Blazor/Components/Pages/Login.razor</w:t>
+        <w:t>Mô tả thực hiện: Cải thiện UX cho đăng nhập, thông báo lỗi và điều hướng sau khi xác thực thành công.</w:t>
+      </w:r>
+    </w:p>
+    <w:p>
+      <w:r>
+        <w:t>Kết quả đạt được: Luồng đăng nhập mượt hơn, người dùng nhận phản hồi rõ ràng khi thao tác.</w:t>
+      </w:r>
+    </w:p>
+    <w:p>
+      <w:r>
+        <w:t>Minh chứng tệp liên quan: src/05_Frontend/IsoDoc.Blazor/Components/Pages/Login.razor</w:t>
       </w:r>
     </w:p>
     <w:p>
@@ -67,18 +82,28 @@
         <w:pStyle w:val="ListNumber"/>
       </w:pPr>
       <w:r>
-        <w:t xml:space="preserve">Xay dung giao dien danh sach tai lieu co loc </w:t>
+        <w:t xml:space="preserve">Xây dựng giao diện danh sách tài liệu có lọc </w:t>
       </w:r>
       <w:r>
         <w:rPr>
           <w:b/>
         </w:rPr>
-        <w:t>(Diem: 10)</w:t>
+        <w:t>(Điểm: 10)</w:t>
       </w:r>
     </w:p>
     <w:p>
       <w:r>
-        <w:t>Minh chung: src/05_Frontend/IsoDoc.Blazor/Components/Pages/Documents.razor</w:t>
+        <w:t>Mô tả thực hiện: Hoàn thiện bố cục danh sách, ô tìm kiếm và điều kiện lọc theo nhu cầu nghiệp vụ.</w:t>
+      </w:r>
+    </w:p>
+    <w:p>
+      <w:r>
+        <w:t>Kết quả đạt được: Trang tài liệu hỗ trợ tra cứu nhanh, giảm thao tác thủ công cho người dùng.</w:t>
+      </w:r>
+    </w:p>
+    <w:p>
+      <w:r>
+        <w:t>Minh chứng tệp liên quan: src/05_Frontend/IsoDoc.Blazor/Components/Pages/Documents.razor</w:t>
       </w:r>
     </w:p>
     <w:p>
@@ -86,18 +111,28 @@
         <w:pStyle w:val="ListNumber"/>
       </w:pPr>
       <w:r>
-        <w:t xml:space="preserve">Bo sung trang tao tai lieu moi </w:t>
+        <w:t xml:space="preserve">Bổ sung trang tạo tài liệu mới </w:t>
       </w:r>
       <w:r>
         <w:rPr>
           <w:b/>
         </w:rPr>
-        <w:t>(Diem: 10)</w:t>
+        <w:t>(Điểm: 10)</w:t>
       </w:r>
     </w:p>
     <w:p>
       <w:r>
-        <w:t>Minh chung: src/05_Frontend/IsoDoc.Blazor/Components/Pages/NewDocument.razor</w:t>
+        <w:t>Mô tả thực hiện: Thiết kế form tạo mới, ràng buộc dữ liệu đầu vào và gửi API theo chuẩn model.</w:t>
+      </w:r>
+    </w:p>
+    <w:p>
+      <w:r>
+        <w:t>Kết quả đạt được: Người dùng có thể tạo hồ sơ tài liệu mới với quy trình thống nhất.</w:t>
+      </w:r>
+    </w:p>
+    <w:p>
+      <w:r>
+        <w:t>Minh chứng tệp liên quan: src/05_Frontend/IsoDoc.Blazor/Components/Pages/NewDocument.razor</w:t>
       </w:r>
     </w:p>
     <w:p>
@@ -105,18 +140,28 @@
         <w:pStyle w:val="ListNumber"/>
       </w:pPr>
       <w:r>
-        <w:t xml:space="preserve">Cap nhat dashboard theo du lieu tong hop </w:t>
+        <w:t xml:space="preserve">Cập nhật dashboard theo dữ liệu tổng hợp </w:t>
       </w:r>
       <w:r>
         <w:rPr>
           <w:b/>
         </w:rPr>
-        <w:t>(Diem: 10)</w:t>
+        <w:t>(Điểm: 10)</w:t>
       </w:r>
     </w:p>
     <w:p>
       <w:r>
-        <w:t>Minh chung: src/05_Frontend/IsoDoc.Blazor/Components/Pages/Dashboard.razor</w:t>
+        <w:t>Mô tả thực hiện: Bố trí lại các thẻ chỉ số và khối thông tin nổi bật trên trang tổng quan.</w:t>
+      </w:r>
+    </w:p>
+    <w:p>
+      <w:r>
+        <w:t>Kết quả đạt được: Dashboard trực quan hơn, phản ánh nhanh trạng thái hệ thống tài liệu.</w:t>
+      </w:r>
+    </w:p>
+    <w:p>
+      <w:r>
+        <w:t>Minh chứng tệp liên quan: src/05_Frontend/IsoDoc.Blazor/Components/Pages/Dashboard.razor</w:t>
       </w:r>
     </w:p>
     <w:p>
@@ -124,18 +169,28 @@
         <w:pStyle w:val="ListNumber"/>
       </w:pPr>
       <w:r>
-        <w:t xml:space="preserve">Chinh sua component filter panel de tim kiem nang cao </w:t>
+        <w:t xml:space="preserve">Chỉnh sửa FilterPanel cho tìm kiếm nâng cao </w:t>
       </w:r>
       <w:r>
         <w:rPr>
           <w:b/>
         </w:rPr>
-        <w:t>(Diem: 10)</w:t>
+        <w:t>(Điểm: 10)</w:t>
       </w:r>
     </w:p>
     <w:p>
       <w:r>
-        <w:t>Minh chung: src/05_Frontend/IsoDoc.Blazor/Components/Documents/FilterPanel.razor</w:t>
+        <w:t>Mô tả thực hiện: Thêm và tinh chỉnh các control lọc để đồng bộ với khả năng lọc từ backend.</w:t>
+      </w:r>
+    </w:p>
+    <w:p>
+      <w:r>
+        <w:t>Kết quả đạt được: Tăng độ chính xác khi tìm tài liệu theo nhiều tiêu chí kết hợp.</w:t>
+      </w:r>
+    </w:p>
+    <w:p>
+      <w:r>
+        <w:t>Minh chứng tệp liên quan: src/05_Frontend/IsoDoc.Blazor/Components/Documents/FilterPanel.razor</w:t>
       </w:r>
     </w:p>
     <w:p>
@@ -143,18 +198,28 @@
         <w:pStyle w:val="ListNumber"/>
       </w:pPr>
       <w:r>
-        <w:t xml:space="preserve">Chuan hoa model du lieu hien thi tai lieu </w:t>
+        <w:t xml:space="preserve">Chuẩn hóa model dữ liệu hiển thị tài liệu </w:t>
       </w:r>
       <w:r>
         <w:rPr>
           <w:b/>
         </w:rPr>
-        <w:t>(Diem: 10)</w:t>
+        <w:t>(Điểm: 10)</w:t>
       </w:r>
     </w:p>
     <w:p>
       <w:r>
-        <w:t>Minh chung: src/05_Frontend/IsoDoc.Blazor/Models/DocumentModels.cs</w:t>
+        <w:t>Mô tả thực hiện: Điều chỉnh model frontend để ánh xạ đầy đủ thông tin từ API trả về.</w:t>
+      </w:r>
+    </w:p>
+    <w:p>
+      <w:r>
+        <w:t>Kết quả đạt được: Giảm lỗi binding và nhất quán dữ liệu giữa các component.</w:t>
+      </w:r>
+    </w:p>
+    <w:p>
+      <w:r>
+        <w:t>Minh chứng tệp liên quan: src/05_Frontend/IsoDoc.Blazor/Models/DocumentModels.cs</w:t>
       </w:r>
     </w:p>
     <w:p>
@@ -162,18 +227,28 @@
         <w:pStyle w:val="ListNumber"/>
       </w:pPr>
       <w:r>
-        <w:t xml:space="preserve">Mo rong service goi API tai lieu </w:t>
+        <w:t xml:space="preserve">Mở rộng service gọi API tài liệu </w:t>
       </w:r>
       <w:r>
         <w:rPr>
           <w:b/>
         </w:rPr>
-        <w:t>(Diem: 10)</w:t>
+        <w:t>(Điểm: 10)</w:t>
       </w:r>
     </w:p>
     <w:p>
       <w:r>
-        <w:t>Minh chung: src/05_Frontend/IsoDoc.Blazor/Services/Api/DocumentApiService.cs</w:t>
+        <w:t>Mô tả thực hiện: Bổ sung phương thức gọi API cho truy vấn danh sách, lọc và thao tác nghiệp vụ.</w:t>
+      </w:r>
+    </w:p>
+    <w:p>
+      <w:r>
+        <w:t>Kết quả đạt được: Lớp service dễ tái sử dụng và giảm trùng lặp code trong trang giao diện.</w:t>
+      </w:r>
+    </w:p>
+    <w:p>
+      <w:r>
+        <w:t>Minh chứng tệp liên quan: src/05_Frontend/IsoDoc.Blazor/Services/Api/DocumentApiService.cs</w:t>
       </w:r>
     </w:p>
     <w:p>
@@ -181,18 +256,28 @@
         <w:pStyle w:val="ListNumber"/>
       </w:pPr>
       <w:r>
-        <w:t xml:space="preserve">Tich hop thong bao realtime SignalR cho giao dien </w:t>
+        <w:t xml:space="preserve">Tích hợp thông báo realtime SignalR cho giao diện </w:t>
       </w:r>
       <w:r>
         <w:rPr>
           <w:b/>
         </w:rPr>
-        <w:t>(Diem: 10)</w:t>
+        <w:t>(Điểm: 10)</w:t>
       </w:r>
     </w:p>
     <w:p>
       <w:r>
-        <w:t>Minh chung: src/05_Frontend/IsoDoc.Blazor/Services/Api/NotificationSignalRService.cs</w:t>
+        <w:t>Mô tả thực hiện: Hoàn thiện kết nối hub và xử lý cập nhật dữ liệu theo sự kiện theo thời gian thực.</w:t>
+      </w:r>
+    </w:p>
+    <w:p>
+      <w:r>
+        <w:t>Kết quả đạt được: Người dùng nhận được thay đổi trạng thái tài liệu ngay khi có phát sinh.</w:t>
+      </w:r>
+    </w:p>
+    <w:p>
+      <w:r>
+        <w:t>Minh chứng tệp liên quan: src/05_Frontend/IsoDoc.Blazor/Services/Api/NotificationSignalRService.cs</w:t>
       </w:r>
     </w:p>
     <w:p>
@@ -200,18 +285,28 @@
         <w:pStyle w:val="ListNumber"/>
       </w:pPr>
       <w:r>
-        <w:t xml:space="preserve">Dong bo tham so runtime Frontend trong docker-compose </w:t>
+        <w:t xml:space="preserve">Đồng bộ tham số runtime Frontend trong Docker </w:t>
       </w:r>
       <w:r>
         <w:rPr>
           <w:b/>
         </w:rPr>
-        <w:t>(Diem: 10)</w:t>
+        <w:t>(Điểm: 10)</w:t>
       </w:r>
     </w:p>
     <w:p>
       <w:r>
-        <w:t>Minh chung: docker-compose.yml</w:t>
+        <w:t>Mô tả thực hiện: Kiểm tra và cập nhật cấu hình chạy FE cùng API trong môi trường container.</w:t>
+      </w:r>
+    </w:p>
+    <w:p>
+      <w:r>
+        <w:t>Kết quả đạt được: Luồng chạy demo one-command ổn định, giảm lỗi sai cổng/URL.</w:t>
+      </w:r>
+    </w:p>
+    <w:p>
+      <w:r>
+        <w:t>Minh chứng tệp liên quan: docker-compose.yml</w:t>
       </w:r>
     </w:p>
     <w:p>
@@ -219,18 +314,28 @@
         <w:pStyle w:val="ListNumber"/>
       </w:pPr>
       <w:r>
-        <w:t xml:space="preserve">Bo sung screenshot minh hoa luong giao dien </w:t>
+        <w:t xml:space="preserve">Bổ sung screenshot minh họa luồng giao diện </w:t>
       </w:r>
       <w:r>
         <w:rPr>
           <w:b/>
         </w:rPr>
-        <w:t>(Diem: 10)</w:t>
+        <w:t>(Điểm: 10)</w:t>
       </w:r>
     </w:p>
     <w:p>
       <w:r>
-        <w:t>Minh chung: docs/screenshots/login-demo.svg, docs/screenshots/documents-demo.svg, docs/screenshots/workflow-demo.svg</w:t>
+        <w:t>Mô tả thực hiện: Chuẩn bị bộ ảnh minh chứng các màn hình chính cho tài liệu báo cáo.</w:t>
+      </w:r>
+    </w:p>
+    <w:p>
+      <w:r>
+        <w:t>Kết quả đạt được: Tăng tính trực quan và chứng minh kết quả phần FE đã triển khai.</w:t>
+      </w:r>
+    </w:p>
+    <w:p>
+      <w:r>
+        <w:t>Minh chứng tệp liên quan: docs/screenshots/login-demo.svg, docs/screenshots/documents-demo.svg, docs/screenshots/workflow-demo.svg</w:t>
       </w:r>
     </w:p>
     <w:p>
@@ -238,22 +343,22 @@
         <w:pStyle w:val="Heading2"/>
       </w:pPr>
       <w:r>
-        <w:t>Tong ket diem</w:t>
+        <w:t>Tổng kết và đánh giá</w:t>
       </w:r>
     </w:p>
     <w:p>
       <w:r>
-        <w:t>Tong so dau viec: 10</w:t>
+        <w:t>Tổng số đầu việc: 10</w:t>
       </w:r>
     </w:p>
     <w:p>
       <w:r>
-        <w:t>Tong diem: 100</w:t>
+        <w:t>Tổng điểm: 100</w:t>
       </w:r>
     </w:p>
     <w:p>
       <w:r>
-        <w:t>Danh gia: Dat yeu cau can bang diem so trong nhom.</w:t>
+        <w:t>Đánh giá: Đạt yêu cầu cân bằng điểm số trong nhóm và bám sát công việc thực tế đã triển khai.</w:t>
       </w:r>
     </w:p>
     <w:sectPr>
